--- a/suppl/KNHANES/ml/Prediabetes__prediction_KNHANES.docx
+++ b/suppl/KNHANES/ml/Prediabetes__prediction_KNHANES.docx
@@ -305,7 +305,12 @@
         <w:pStyle w:val="Heading1"/>
       </w:pPr>
       <w:r>
-        <w:t>Tuning results — best parameters and CV auROC</w:t>
+        <w:t>Tuning and model selection — training-partition cross-validation</w:t>
+      </w:r>
+    </w:p>
+    <w:p>
+      <w:r>
+        <w:t>Hyperparameter search and between-model selection both use these training-partition cross-validated scores. The selection criterion is CV_combined, the mean of the cross-validated auROC and auPRC. The held-out partition is not consulted at this stage.</w:t>
       </w:r>
     </w:p>
     <w:tbl>
@@ -315,14 +320,16 @@
         <w:tblLook w:firstColumn="1" w:firstRow="1" w:lastColumn="0" w:lastRow="0" w:noHBand="0" w:noVBand="1" w:val="04A0"/>
       </w:tblPr>
       <w:tblGrid>
-        <w:gridCol w:w="2880"/>
-        <w:gridCol w:w="2880"/>
-        <w:gridCol w:w="2880"/>
+        <w:gridCol w:w="1728"/>
+        <w:gridCol w:w="1728"/>
+        <w:gridCol w:w="1728"/>
+        <w:gridCol w:w="1728"/>
+        <w:gridCol w:w="1728"/>
       </w:tblGrid>
       <w:tr>
         <w:tc>
           <w:tcPr>
-            <w:tcW w:type="dxa" w:w="2880"/>
+            <w:tcW w:type="dxa" w:w="1728"/>
           </w:tcPr>
           <w:p>
             <w:r>
@@ -332,7 +339,7 @@
         </w:tc>
         <w:tc>
           <w:tcPr>
-            <w:tcW w:type="dxa" w:w="2880"/>
+            <w:tcW w:type="dxa" w:w="1728"/>
           </w:tcPr>
           <w:p>
             <w:r>
@@ -342,7 +349,27 @@
         </w:tc>
         <w:tc>
           <w:tcPr>
-            <w:tcW w:type="dxa" w:w="2880"/>
+            <w:tcW w:type="dxa" w:w="1728"/>
+          </w:tcPr>
+          <w:p>
+            <w:r>
+              <w:t>CV_auPRC</w:t>
+            </w:r>
+          </w:p>
+        </w:tc>
+        <w:tc>
+          <w:tcPr>
+            <w:tcW w:type="dxa" w:w="1728"/>
+          </w:tcPr>
+          <w:p>
+            <w:r>
+              <w:t>CV_combined</w:t>
+            </w:r>
+          </w:p>
+        </w:tc>
+        <w:tc>
+          <w:tcPr>
+            <w:tcW w:type="dxa" w:w="1728"/>
           </w:tcPr>
           <w:p>
             <w:r>
@@ -354,7 +381,7 @@
       <w:tr>
         <w:tc>
           <w:tcPr>
-            <w:tcW w:type="dxa" w:w="2880"/>
+            <w:tcW w:type="dxa" w:w="1728"/>
           </w:tcPr>
           <w:p>
             <w:r>
@@ -364,7 +391,7 @@
         </w:tc>
         <w:tc>
           <w:tcPr>
-            <w:tcW w:type="dxa" w:w="2880"/>
+            <w:tcW w:type="dxa" w:w="1728"/>
           </w:tcPr>
           <w:p>
             <w:r>
@@ -374,7 +401,27 @@
         </w:tc>
         <w:tc>
           <w:tcPr>
-            <w:tcW w:type="dxa" w:w="2880"/>
+            <w:tcW w:type="dxa" w:w="1728"/>
+          </w:tcPr>
+          <w:p>
+            <w:r>
+              <w:t>0.4941</w:t>
+            </w:r>
+          </w:p>
+        </w:tc>
+        <w:tc>
+          <w:tcPr>
+            <w:tcW w:type="dxa" w:w="1728"/>
+          </w:tcPr>
+          <w:p>
+            <w:r>
+              <w:t>0.5972</w:t>
+            </w:r>
+          </w:p>
+        </w:tc>
+        <w:tc>
+          <w:tcPr>
+            <w:tcW w:type="dxa" w:w="1728"/>
           </w:tcPr>
           <w:p>
             <w:r>
@@ -386,7 +433,7 @@
       <w:tr>
         <w:tc>
           <w:tcPr>
-            <w:tcW w:type="dxa" w:w="2880"/>
+            <w:tcW w:type="dxa" w:w="1728"/>
           </w:tcPr>
           <w:p>
             <w:r>
@@ -396,7 +443,7 @@
         </w:tc>
         <w:tc>
           <w:tcPr>
-            <w:tcW w:type="dxa" w:w="2880"/>
+            <w:tcW w:type="dxa" w:w="1728"/>
           </w:tcPr>
           <w:p>
             <w:r>
@@ -406,7 +453,27 @@
         </w:tc>
         <w:tc>
           <w:tcPr>
-            <w:tcW w:type="dxa" w:w="2880"/>
+            <w:tcW w:type="dxa" w:w="1728"/>
+          </w:tcPr>
+          <w:p>
+            <w:r>
+              <w:t>0.4863</w:t>
+            </w:r>
+          </w:p>
+        </w:tc>
+        <w:tc>
+          <w:tcPr>
+            <w:tcW w:type="dxa" w:w="1728"/>
+          </w:tcPr>
+          <w:p>
+            <w:r>
+              <w:t>0.5873</w:t>
+            </w:r>
+          </w:p>
+        </w:tc>
+        <w:tc>
+          <w:tcPr>
+            <w:tcW w:type="dxa" w:w="1728"/>
           </w:tcPr>
           <w:p>
             <w:r>
@@ -418,7 +485,7 @@
       <w:tr>
         <w:tc>
           <w:tcPr>
-            <w:tcW w:type="dxa" w:w="2880"/>
+            <w:tcW w:type="dxa" w:w="1728"/>
           </w:tcPr>
           <w:p>
             <w:r>
@@ -428,7 +495,7 @@
         </w:tc>
         <w:tc>
           <w:tcPr>
-            <w:tcW w:type="dxa" w:w="2880"/>
+            <w:tcW w:type="dxa" w:w="1728"/>
           </w:tcPr>
           <w:p>
             <w:r>
@@ -438,7 +505,27 @@
         </w:tc>
         <w:tc>
           <w:tcPr>
-            <w:tcW w:type="dxa" w:w="2880"/>
+            <w:tcW w:type="dxa" w:w="1728"/>
+          </w:tcPr>
+          <w:p>
+            <w:r>
+              <w:t>0.5017</w:t>
+            </w:r>
+          </w:p>
+        </w:tc>
+        <w:tc>
+          <w:tcPr>
+            <w:tcW w:type="dxa" w:w="1728"/>
+          </w:tcPr>
+          <w:p>
+            <w:r>
+              <w:t>0.5996</w:t>
+            </w:r>
+          </w:p>
+        </w:tc>
+        <w:tc>
+          <w:tcPr>
+            <w:tcW w:type="dxa" w:w="1728"/>
           </w:tcPr>
           <w:p>
             <w:r>
@@ -453,7 +540,12 @@
         <w:pStyle w:val="Heading1"/>
       </w:pPr>
       <w:r>
-        <w:t>Full performance metrics (test set)</w:t>
+        <w:t>Held-out performance metrics</w:t>
+      </w:r>
+    </w:p>
+    <w:p>
+      <w:r>
+        <w:t>Reported for every candidate for transparency; only the model selected by CV_combined above is the prespecified final model. Rows are ordered by the CV selection criterion.</w:t>
       </w:r>
     </w:p>
     <w:tbl>
@@ -463,30 +555,31 @@
         <w:tblLook w:firstColumn="1" w:firstRow="1" w:lastColumn="0" w:lastRow="0" w:noHBand="0" w:noVBand="1" w:val="04A0"/>
       </w:tblPr>
       <w:tblGrid>
-        <w:gridCol w:w="455"/>
-        <w:gridCol w:w="455"/>
-        <w:gridCol w:w="455"/>
-        <w:gridCol w:w="455"/>
-        <w:gridCol w:w="455"/>
-        <w:gridCol w:w="455"/>
-        <w:gridCol w:w="455"/>
-        <w:gridCol w:w="455"/>
-        <w:gridCol w:w="455"/>
-        <w:gridCol w:w="455"/>
-        <w:gridCol w:w="455"/>
-        <w:gridCol w:w="455"/>
-        <w:gridCol w:w="455"/>
-        <w:gridCol w:w="455"/>
-        <w:gridCol w:w="455"/>
-        <w:gridCol w:w="455"/>
-        <w:gridCol w:w="455"/>
-        <w:gridCol w:w="455"/>
-        <w:gridCol w:w="455"/>
+        <w:gridCol w:w="432"/>
+        <w:gridCol w:w="432"/>
+        <w:gridCol w:w="432"/>
+        <w:gridCol w:w="432"/>
+        <w:gridCol w:w="432"/>
+        <w:gridCol w:w="432"/>
+        <w:gridCol w:w="432"/>
+        <w:gridCol w:w="432"/>
+        <w:gridCol w:w="432"/>
+        <w:gridCol w:w="432"/>
+        <w:gridCol w:w="432"/>
+        <w:gridCol w:w="432"/>
+        <w:gridCol w:w="432"/>
+        <w:gridCol w:w="432"/>
+        <w:gridCol w:w="432"/>
+        <w:gridCol w:w="432"/>
+        <w:gridCol w:w="432"/>
+        <w:gridCol w:w="432"/>
+        <w:gridCol w:w="432"/>
+        <w:gridCol w:w="432"/>
       </w:tblGrid>
       <w:tr>
         <w:tc>
           <w:tcPr>
-            <w:tcW w:type="dxa" w:w="455"/>
+            <w:tcW w:type="dxa" w:w="432"/>
           </w:tcPr>
           <w:p>
             <w:r>
@@ -496,7 +589,17 @@
         </w:tc>
         <w:tc>
           <w:tcPr>
-            <w:tcW w:type="dxa" w:w="455"/>
+            <w:tcW w:type="dxa" w:w="432"/>
+          </w:tcPr>
+          <w:p>
+            <w:r>
+              <w:t>CV_combined</w:t>
+            </w:r>
+          </w:p>
+        </w:tc>
+        <w:tc>
+          <w:tcPr>
+            <w:tcW w:type="dxa" w:w="432"/>
           </w:tcPr>
           <w:p>
             <w:r>
@@ -506,7 +609,7 @@
         </w:tc>
         <w:tc>
           <w:tcPr>
-            <w:tcW w:type="dxa" w:w="455"/>
+            <w:tcW w:type="dxa" w:w="432"/>
           </w:tcPr>
           <w:p>
             <w:r>
@@ -516,7 +619,7 @@
         </w:tc>
         <w:tc>
           <w:tcPr>
-            <w:tcW w:type="dxa" w:w="455"/>
+            <w:tcW w:type="dxa" w:w="432"/>
           </w:tcPr>
           <w:p>
             <w:r>
@@ -526,7 +629,7 @@
         </w:tc>
         <w:tc>
           <w:tcPr>
-            <w:tcW w:type="dxa" w:w="455"/>
+            <w:tcW w:type="dxa" w:w="432"/>
           </w:tcPr>
           <w:p>
             <w:r>
@@ -536,7 +639,7 @@
         </w:tc>
         <w:tc>
           <w:tcPr>
-            <w:tcW w:type="dxa" w:w="455"/>
+            <w:tcW w:type="dxa" w:w="432"/>
           </w:tcPr>
           <w:p>
             <w:r>
@@ -546,7 +649,7 @@
         </w:tc>
         <w:tc>
           <w:tcPr>
-            <w:tcW w:type="dxa" w:w="455"/>
+            <w:tcW w:type="dxa" w:w="432"/>
           </w:tcPr>
           <w:p>
             <w:r>
@@ -556,7 +659,7 @@
         </w:tc>
         <w:tc>
           <w:tcPr>
-            <w:tcW w:type="dxa" w:w="455"/>
+            <w:tcW w:type="dxa" w:w="432"/>
           </w:tcPr>
           <w:p>
             <w:r>
@@ -566,7 +669,7 @@
         </w:tc>
         <w:tc>
           <w:tcPr>
-            <w:tcW w:type="dxa" w:w="455"/>
+            <w:tcW w:type="dxa" w:w="432"/>
           </w:tcPr>
           <w:p>
             <w:r>
@@ -576,7 +679,7 @@
         </w:tc>
         <w:tc>
           <w:tcPr>
-            <w:tcW w:type="dxa" w:w="455"/>
+            <w:tcW w:type="dxa" w:w="432"/>
           </w:tcPr>
           <w:p>
             <w:r>
@@ -586,7 +689,7 @@
         </w:tc>
         <w:tc>
           <w:tcPr>
-            <w:tcW w:type="dxa" w:w="455"/>
+            <w:tcW w:type="dxa" w:w="432"/>
           </w:tcPr>
           <w:p>
             <w:r>
@@ -596,7 +699,7 @@
         </w:tc>
         <w:tc>
           <w:tcPr>
-            <w:tcW w:type="dxa" w:w="455"/>
+            <w:tcW w:type="dxa" w:w="432"/>
           </w:tcPr>
           <w:p>
             <w:r>
@@ -606,7 +709,7 @@
         </w:tc>
         <w:tc>
           <w:tcPr>
-            <w:tcW w:type="dxa" w:w="455"/>
+            <w:tcW w:type="dxa" w:w="432"/>
           </w:tcPr>
           <w:p>
             <w:r>
@@ -616,7 +719,7 @@
         </w:tc>
         <w:tc>
           <w:tcPr>
-            <w:tcW w:type="dxa" w:w="455"/>
+            <w:tcW w:type="dxa" w:w="432"/>
           </w:tcPr>
           <w:p>
             <w:r>
@@ -626,7 +729,7 @@
         </w:tc>
         <w:tc>
           <w:tcPr>
-            <w:tcW w:type="dxa" w:w="455"/>
+            <w:tcW w:type="dxa" w:w="432"/>
           </w:tcPr>
           <w:p>
             <w:r>
@@ -636,7 +739,7 @@
         </w:tc>
         <w:tc>
           <w:tcPr>
-            <w:tcW w:type="dxa" w:w="455"/>
+            <w:tcW w:type="dxa" w:w="432"/>
           </w:tcPr>
           <w:p>
             <w:r>
@@ -646,7 +749,7 @@
         </w:tc>
         <w:tc>
           <w:tcPr>
-            <w:tcW w:type="dxa" w:w="455"/>
+            <w:tcW w:type="dxa" w:w="432"/>
           </w:tcPr>
           <w:p>
             <w:r>
@@ -656,7 +759,7 @@
         </w:tc>
         <w:tc>
           <w:tcPr>
-            <w:tcW w:type="dxa" w:w="455"/>
+            <w:tcW w:type="dxa" w:w="432"/>
           </w:tcPr>
           <w:p>
             <w:r>
@@ -666,7 +769,7 @@
         </w:tc>
         <w:tc>
           <w:tcPr>
-            <w:tcW w:type="dxa" w:w="455"/>
+            <w:tcW w:type="dxa" w:w="432"/>
           </w:tcPr>
           <w:p>
             <w:r>
@@ -678,199 +781,7 @@
       <w:tr>
         <w:tc>
           <w:tcPr>
-            <w:tcW w:type="dxa" w:w="455"/>
-          </w:tcPr>
-          <w:p>
-            <w:r>
-              <w:t>LogisticRegression</w:t>
-            </w:r>
-          </w:p>
-        </w:tc>
-        <w:tc>
-          <w:tcPr>
-            <w:tcW w:type="dxa" w:w="455"/>
-          </w:tcPr>
-          <w:p>
-            <w:r>
-              <w:t>181</w:t>
-            </w:r>
-          </w:p>
-        </w:tc>
-        <w:tc>
-          <w:tcPr>
-            <w:tcW w:type="dxa" w:w="455"/>
-          </w:tcPr>
-          <w:p>
-            <w:r>
-              <w:t>1086</w:t>
-            </w:r>
-          </w:p>
-        </w:tc>
-        <w:tc>
-          <w:tcPr>
-            <w:tcW w:type="dxa" w:w="455"/>
-          </w:tcPr>
-          <w:p>
-            <w:r>
-              <w:t>123</w:t>
-            </w:r>
-          </w:p>
-        </w:tc>
-        <w:tc>
-          <w:tcPr>
-            <w:tcW w:type="dxa" w:w="455"/>
-          </w:tcPr>
-          <w:p>
-            <w:r>
-              <w:t>410</w:t>
-            </w:r>
-          </w:p>
-        </w:tc>
-        <w:tc>
-          <w:tcPr>
-            <w:tcW w:type="dxa" w:w="455"/>
-          </w:tcPr>
-          <w:p>
-            <w:r>
-              <w:t>0.3063</w:t>
-            </w:r>
-          </w:p>
-        </w:tc>
-        <w:tc>
-          <w:tcPr>
-            <w:tcW w:type="dxa" w:w="455"/>
-          </w:tcPr>
-          <w:p>
-            <w:r>
-              <w:t>0.8983</w:t>
-            </w:r>
-          </w:p>
-        </w:tc>
-        <w:tc>
-          <w:tcPr>
-            <w:tcW w:type="dxa" w:w="455"/>
-          </w:tcPr>
-          <w:p>
-            <w:r>
-              <w:t>0.5954</w:t>
-            </w:r>
-          </w:p>
-        </w:tc>
-        <w:tc>
-          <w:tcPr>
-            <w:tcW w:type="dxa" w:w="455"/>
-          </w:tcPr>
-          <w:p>
-            <w:r>
-              <w:t>0.7259</w:t>
-            </w:r>
-          </w:p>
-        </w:tc>
-        <w:tc>
-          <w:tcPr>
-            <w:tcW w:type="dxa" w:w="455"/>
-          </w:tcPr>
-          <w:p>
-            <w:r>
-              <w:t>0.7039</w:t>
-            </w:r>
-          </w:p>
-        </w:tc>
-        <w:tc>
-          <w:tcPr>
-            <w:tcW w:type="dxa" w:w="455"/>
-          </w:tcPr>
-          <w:p>
-            <w:r>
-              <w:t>0.6023</w:t>
-            </w:r>
-          </w:p>
-        </w:tc>
-        <w:tc>
-          <w:tcPr>
-            <w:tcW w:type="dxa" w:w="455"/>
-          </w:tcPr>
-          <w:p>
-            <w:r>
-              <w:t>0.4045</w:t>
-            </w:r>
-          </w:p>
-        </w:tc>
-        <w:tc>
-          <w:tcPr>
-            <w:tcW w:type="dxa" w:w="455"/>
-          </w:tcPr>
-          <w:p>
-            <w:r>
-              <w:t>0.2564</w:t>
-            </w:r>
-          </w:p>
-        </w:tc>
-        <w:tc>
-          <w:tcPr>
-            <w:tcW w:type="dxa" w:w="455"/>
-          </w:tcPr>
-          <w:p>
-            <w:r>
-              <w:t>0.2335</w:t>
-            </w:r>
-          </w:p>
-        </w:tc>
-        <w:tc>
-          <w:tcPr>
-            <w:tcW w:type="dxa" w:w="455"/>
-          </w:tcPr>
-          <w:p>
-            <w:r>
-              <w:t>0.7035</w:t>
-            </w:r>
-          </w:p>
-        </w:tc>
-        <w:tc>
-          <w:tcPr>
-            <w:tcW w:type="dxa" w:w="455"/>
-          </w:tcPr>
-          <w:p>
-            <w:r>
-              <w:t>0.5253</w:t>
-            </w:r>
-          </w:p>
-        </w:tc>
-        <w:tc>
-          <w:tcPr>
-            <w:tcW w:type="dxa" w:w="455"/>
-          </w:tcPr>
-          <w:p>
-            <w:r>
-              <w:t>0.5746</w:t>
-            </w:r>
-          </w:p>
-        </w:tc>
-        <w:tc>
-          <w:tcPr>
-            <w:tcW w:type="dxa" w:w="455"/>
-          </w:tcPr>
-          <w:p>
-            <w:r>
-              <w:t>0.1959</w:t>
-            </w:r>
-          </w:p>
-        </w:tc>
-        <w:tc>
-          <w:tcPr>
-            <w:tcW w:type="dxa" w:w="455"/>
-          </w:tcPr>
-          <w:p>
-            <w:r>
-              <w:t>0.6144</w:t>
-            </w:r>
-          </w:p>
-        </w:tc>
-      </w:tr>
-      <w:tr>
-        <w:tc>
-          <w:tcPr>
-            <w:tcW w:type="dxa" w:w="455"/>
+            <w:tcW w:type="dxa" w:w="432"/>
           </w:tcPr>
           <w:p>
             <w:r>
@@ -880,7 +791,17 @@
         </w:tc>
         <w:tc>
           <w:tcPr>
-            <w:tcW w:type="dxa" w:w="455"/>
+            <w:tcW w:type="dxa" w:w="432"/>
+          </w:tcPr>
+          <w:p>
+            <w:r>
+              <w:t>0.5996</w:t>
+            </w:r>
+          </w:p>
+        </w:tc>
+        <w:tc>
+          <w:tcPr>
+            <w:tcW w:type="dxa" w:w="432"/>
           </w:tcPr>
           <w:p>
             <w:r>
@@ -890,7 +811,7 @@
         </w:tc>
         <w:tc>
           <w:tcPr>
-            <w:tcW w:type="dxa" w:w="455"/>
+            <w:tcW w:type="dxa" w:w="432"/>
           </w:tcPr>
           <w:p>
             <w:r>
@@ -900,7 +821,7 @@
         </w:tc>
         <w:tc>
           <w:tcPr>
-            <w:tcW w:type="dxa" w:w="455"/>
+            <w:tcW w:type="dxa" w:w="432"/>
           </w:tcPr>
           <w:p>
             <w:r>
@@ -910,7 +831,7 @@
         </w:tc>
         <w:tc>
           <w:tcPr>
-            <w:tcW w:type="dxa" w:w="455"/>
+            <w:tcW w:type="dxa" w:w="432"/>
           </w:tcPr>
           <w:p>
             <w:r>
@@ -920,7 +841,7 @@
         </w:tc>
         <w:tc>
           <w:tcPr>
-            <w:tcW w:type="dxa" w:w="455"/>
+            <w:tcW w:type="dxa" w:w="432"/>
           </w:tcPr>
           <w:p>
             <w:r>
@@ -930,7 +851,7 @@
         </w:tc>
         <w:tc>
           <w:tcPr>
-            <w:tcW w:type="dxa" w:w="455"/>
+            <w:tcW w:type="dxa" w:w="432"/>
           </w:tcPr>
           <w:p>
             <w:r>
@@ -940,7 +861,7 @@
         </w:tc>
         <w:tc>
           <w:tcPr>
-            <w:tcW w:type="dxa" w:w="455"/>
+            <w:tcW w:type="dxa" w:w="432"/>
           </w:tcPr>
           <w:p>
             <w:r>
@@ -950,7 +871,7 @@
         </w:tc>
         <w:tc>
           <w:tcPr>
-            <w:tcW w:type="dxa" w:w="455"/>
+            <w:tcW w:type="dxa" w:w="432"/>
           </w:tcPr>
           <w:p>
             <w:r>
@@ -960,7 +881,7 @@
         </w:tc>
         <w:tc>
           <w:tcPr>
-            <w:tcW w:type="dxa" w:w="455"/>
+            <w:tcW w:type="dxa" w:w="432"/>
           </w:tcPr>
           <w:p>
             <w:r>
@@ -970,7 +891,7 @@
         </w:tc>
         <w:tc>
           <w:tcPr>
-            <w:tcW w:type="dxa" w:w="455"/>
+            <w:tcW w:type="dxa" w:w="432"/>
           </w:tcPr>
           <w:p>
             <w:r>
@@ -980,7 +901,7 @@
         </w:tc>
         <w:tc>
           <w:tcPr>
-            <w:tcW w:type="dxa" w:w="455"/>
+            <w:tcW w:type="dxa" w:w="432"/>
           </w:tcPr>
           <w:p>
             <w:r>
@@ -990,7 +911,7 @@
         </w:tc>
         <w:tc>
           <w:tcPr>
-            <w:tcW w:type="dxa" w:w="455"/>
+            <w:tcW w:type="dxa" w:w="432"/>
           </w:tcPr>
           <w:p>
             <w:r>
@@ -1000,7 +921,7 @@
         </w:tc>
         <w:tc>
           <w:tcPr>
-            <w:tcW w:type="dxa" w:w="455"/>
+            <w:tcW w:type="dxa" w:w="432"/>
           </w:tcPr>
           <w:p>
             <w:r>
@@ -1010,7 +931,7 @@
         </w:tc>
         <w:tc>
           <w:tcPr>
-            <w:tcW w:type="dxa" w:w="455"/>
+            <w:tcW w:type="dxa" w:w="432"/>
           </w:tcPr>
           <w:p>
             <w:r>
@@ -1020,7 +941,7 @@
         </w:tc>
         <w:tc>
           <w:tcPr>
-            <w:tcW w:type="dxa" w:w="455"/>
+            <w:tcW w:type="dxa" w:w="432"/>
           </w:tcPr>
           <w:p>
             <w:r>
@@ -1030,7 +951,7 @@
         </w:tc>
         <w:tc>
           <w:tcPr>
-            <w:tcW w:type="dxa" w:w="455"/>
+            <w:tcW w:type="dxa" w:w="432"/>
           </w:tcPr>
           <w:p>
             <w:r>
@@ -1040,7 +961,7 @@
         </w:tc>
         <w:tc>
           <w:tcPr>
-            <w:tcW w:type="dxa" w:w="455"/>
+            <w:tcW w:type="dxa" w:w="432"/>
           </w:tcPr>
           <w:p>
             <w:r>
@@ -1050,7 +971,7 @@
         </w:tc>
         <w:tc>
           <w:tcPr>
-            <w:tcW w:type="dxa" w:w="455"/>
+            <w:tcW w:type="dxa" w:w="432"/>
           </w:tcPr>
           <w:p>
             <w:r>
@@ -1062,7 +983,209 @@
       <w:tr>
         <w:tc>
           <w:tcPr>
-            <w:tcW w:type="dxa" w:w="455"/>
+            <w:tcW w:type="dxa" w:w="432"/>
+          </w:tcPr>
+          <w:p>
+            <w:r>
+              <w:t>LogisticRegression</w:t>
+            </w:r>
+          </w:p>
+        </w:tc>
+        <w:tc>
+          <w:tcPr>
+            <w:tcW w:type="dxa" w:w="432"/>
+          </w:tcPr>
+          <w:p>
+            <w:r>
+              <w:t>0.5972</w:t>
+            </w:r>
+          </w:p>
+        </w:tc>
+        <w:tc>
+          <w:tcPr>
+            <w:tcW w:type="dxa" w:w="432"/>
+          </w:tcPr>
+          <w:p>
+            <w:r>
+              <w:t>181</w:t>
+            </w:r>
+          </w:p>
+        </w:tc>
+        <w:tc>
+          <w:tcPr>
+            <w:tcW w:type="dxa" w:w="432"/>
+          </w:tcPr>
+          <w:p>
+            <w:r>
+              <w:t>1086</w:t>
+            </w:r>
+          </w:p>
+        </w:tc>
+        <w:tc>
+          <w:tcPr>
+            <w:tcW w:type="dxa" w:w="432"/>
+          </w:tcPr>
+          <w:p>
+            <w:r>
+              <w:t>123</w:t>
+            </w:r>
+          </w:p>
+        </w:tc>
+        <w:tc>
+          <w:tcPr>
+            <w:tcW w:type="dxa" w:w="432"/>
+          </w:tcPr>
+          <w:p>
+            <w:r>
+              <w:t>410</w:t>
+            </w:r>
+          </w:p>
+        </w:tc>
+        <w:tc>
+          <w:tcPr>
+            <w:tcW w:type="dxa" w:w="432"/>
+          </w:tcPr>
+          <w:p>
+            <w:r>
+              <w:t>0.3063</w:t>
+            </w:r>
+          </w:p>
+        </w:tc>
+        <w:tc>
+          <w:tcPr>
+            <w:tcW w:type="dxa" w:w="432"/>
+          </w:tcPr>
+          <w:p>
+            <w:r>
+              <w:t>0.8983</w:t>
+            </w:r>
+          </w:p>
+        </w:tc>
+        <w:tc>
+          <w:tcPr>
+            <w:tcW w:type="dxa" w:w="432"/>
+          </w:tcPr>
+          <w:p>
+            <w:r>
+              <w:t>0.5954</w:t>
+            </w:r>
+          </w:p>
+        </w:tc>
+        <w:tc>
+          <w:tcPr>
+            <w:tcW w:type="dxa" w:w="432"/>
+          </w:tcPr>
+          <w:p>
+            <w:r>
+              <w:t>0.7259</w:t>
+            </w:r>
+          </w:p>
+        </w:tc>
+        <w:tc>
+          <w:tcPr>
+            <w:tcW w:type="dxa" w:w="432"/>
+          </w:tcPr>
+          <w:p>
+            <w:r>
+              <w:t>0.7039</w:t>
+            </w:r>
+          </w:p>
+        </w:tc>
+        <w:tc>
+          <w:tcPr>
+            <w:tcW w:type="dxa" w:w="432"/>
+          </w:tcPr>
+          <w:p>
+            <w:r>
+              <w:t>0.6023</w:t>
+            </w:r>
+          </w:p>
+        </w:tc>
+        <w:tc>
+          <w:tcPr>
+            <w:tcW w:type="dxa" w:w="432"/>
+          </w:tcPr>
+          <w:p>
+            <w:r>
+              <w:t>0.4045</w:t>
+            </w:r>
+          </w:p>
+        </w:tc>
+        <w:tc>
+          <w:tcPr>
+            <w:tcW w:type="dxa" w:w="432"/>
+          </w:tcPr>
+          <w:p>
+            <w:r>
+              <w:t>0.2564</w:t>
+            </w:r>
+          </w:p>
+        </w:tc>
+        <w:tc>
+          <w:tcPr>
+            <w:tcW w:type="dxa" w:w="432"/>
+          </w:tcPr>
+          <w:p>
+            <w:r>
+              <w:t>0.2335</w:t>
+            </w:r>
+          </w:p>
+        </w:tc>
+        <w:tc>
+          <w:tcPr>
+            <w:tcW w:type="dxa" w:w="432"/>
+          </w:tcPr>
+          <w:p>
+            <w:r>
+              <w:t>0.7036</w:t>
+            </w:r>
+          </w:p>
+        </w:tc>
+        <w:tc>
+          <w:tcPr>
+            <w:tcW w:type="dxa" w:w="432"/>
+          </w:tcPr>
+          <w:p>
+            <w:r>
+              <w:t>0.5254</w:t>
+            </w:r>
+          </w:p>
+        </w:tc>
+        <w:tc>
+          <w:tcPr>
+            <w:tcW w:type="dxa" w:w="432"/>
+          </w:tcPr>
+          <w:p>
+            <w:r>
+              <w:t>0.5746</w:t>
+            </w:r>
+          </w:p>
+        </w:tc>
+        <w:tc>
+          <w:tcPr>
+            <w:tcW w:type="dxa" w:w="432"/>
+          </w:tcPr>
+          <w:p>
+            <w:r>
+              <w:t>0.1959</w:t>
+            </w:r>
+          </w:p>
+        </w:tc>
+        <w:tc>
+          <w:tcPr>
+            <w:tcW w:type="dxa" w:w="432"/>
+          </w:tcPr>
+          <w:p>
+            <w:r>
+              <w:t>0.6145</w:t>
+            </w:r>
+          </w:p>
+        </w:tc>
+      </w:tr>
+      <w:tr>
+        <w:tc>
+          <w:tcPr>
+            <w:tcW w:type="dxa" w:w="432"/>
           </w:tcPr>
           <w:p>
             <w:r>
@@ -1072,7 +1195,17 @@
         </w:tc>
         <w:tc>
           <w:tcPr>
-            <w:tcW w:type="dxa" w:w="455"/>
+            <w:tcW w:type="dxa" w:w="432"/>
+          </w:tcPr>
+          <w:p>
+            <w:r>
+              <w:t>0.5873</w:t>
+            </w:r>
+          </w:p>
+        </w:tc>
+        <w:tc>
+          <w:tcPr>
+            <w:tcW w:type="dxa" w:w="432"/>
           </w:tcPr>
           <w:p>
             <w:r>
@@ -1082,7 +1215,7 @@
         </w:tc>
         <w:tc>
           <w:tcPr>
-            <w:tcW w:type="dxa" w:w="455"/>
+            <w:tcW w:type="dxa" w:w="432"/>
           </w:tcPr>
           <w:p>
             <w:r>
@@ -1092,7 +1225,7 @@
         </w:tc>
         <w:tc>
           <w:tcPr>
-            <w:tcW w:type="dxa" w:w="455"/>
+            <w:tcW w:type="dxa" w:w="432"/>
           </w:tcPr>
           <w:p>
             <w:r>
@@ -1102,7 +1235,7 @@
         </w:tc>
         <w:tc>
           <w:tcPr>
-            <w:tcW w:type="dxa" w:w="455"/>
+            <w:tcW w:type="dxa" w:w="432"/>
           </w:tcPr>
           <w:p>
             <w:r>
@@ -1112,7 +1245,7 @@
         </w:tc>
         <w:tc>
           <w:tcPr>
-            <w:tcW w:type="dxa" w:w="455"/>
+            <w:tcW w:type="dxa" w:w="432"/>
           </w:tcPr>
           <w:p>
             <w:r>
@@ -1122,7 +1255,7 @@
         </w:tc>
         <w:tc>
           <w:tcPr>
-            <w:tcW w:type="dxa" w:w="455"/>
+            <w:tcW w:type="dxa" w:w="432"/>
           </w:tcPr>
           <w:p>
             <w:r>
@@ -1132,7 +1265,7 @@
         </w:tc>
         <w:tc>
           <w:tcPr>
-            <w:tcW w:type="dxa" w:w="455"/>
+            <w:tcW w:type="dxa" w:w="432"/>
           </w:tcPr>
           <w:p>
             <w:r>
@@ -1142,7 +1275,7 @@
         </w:tc>
         <w:tc>
           <w:tcPr>
-            <w:tcW w:type="dxa" w:w="455"/>
+            <w:tcW w:type="dxa" w:w="432"/>
           </w:tcPr>
           <w:p>
             <w:r>
@@ -1152,7 +1285,7 @@
         </w:tc>
         <w:tc>
           <w:tcPr>
-            <w:tcW w:type="dxa" w:w="455"/>
+            <w:tcW w:type="dxa" w:w="432"/>
           </w:tcPr>
           <w:p>
             <w:r>
@@ -1162,7 +1295,7 @@
         </w:tc>
         <w:tc>
           <w:tcPr>
-            <w:tcW w:type="dxa" w:w="455"/>
+            <w:tcW w:type="dxa" w:w="432"/>
           </w:tcPr>
           <w:p>
             <w:r>
@@ -1172,7 +1305,7 @@
         </w:tc>
         <w:tc>
           <w:tcPr>
-            <w:tcW w:type="dxa" w:w="455"/>
+            <w:tcW w:type="dxa" w:w="432"/>
           </w:tcPr>
           <w:p>
             <w:r>
@@ -1182,7 +1315,7 @@
         </w:tc>
         <w:tc>
           <w:tcPr>
-            <w:tcW w:type="dxa" w:w="455"/>
+            <w:tcW w:type="dxa" w:w="432"/>
           </w:tcPr>
           <w:p>
             <w:r>
@@ -1192,7 +1325,7 @@
         </w:tc>
         <w:tc>
           <w:tcPr>
-            <w:tcW w:type="dxa" w:w="455"/>
+            <w:tcW w:type="dxa" w:w="432"/>
           </w:tcPr>
           <w:p>
             <w:r>
@@ -1202,7 +1335,7 @@
         </w:tc>
         <w:tc>
           <w:tcPr>
-            <w:tcW w:type="dxa" w:w="455"/>
+            <w:tcW w:type="dxa" w:w="432"/>
           </w:tcPr>
           <w:p>
             <w:r>
@@ -1212,7 +1345,7 @@
         </w:tc>
         <w:tc>
           <w:tcPr>
-            <w:tcW w:type="dxa" w:w="455"/>
+            <w:tcW w:type="dxa" w:w="432"/>
           </w:tcPr>
           <w:p>
             <w:r>
@@ -1222,7 +1355,7 @@
         </w:tc>
         <w:tc>
           <w:tcPr>
-            <w:tcW w:type="dxa" w:w="455"/>
+            <w:tcW w:type="dxa" w:w="432"/>
           </w:tcPr>
           <w:p>
             <w:r>
@@ -1232,7 +1365,7 @@
         </w:tc>
         <w:tc>
           <w:tcPr>
-            <w:tcW w:type="dxa" w:w="455"/>
+            <w:tcW w:type="dxa" w:w="432"/>
           </w:tcPr>
           <w:p>
             <w:r>
@@ -1242,7 +1375,7 @@
         </w:tc>
         <w:tc>
           <w:tcPr>
-            <w:tcW w:type="dxa" w:w="455"/>
+            <w:tcW w:type="dxa" w:w="432"/>
           </w:tcPr>
           <w:p>
             <w:r>
@@ -1301,12 +1434,12 @@
         <w:pStyle w:val="Heading1"/>
       </w:pPr>
       <w:r>
-        <w:t>Selected final model — LogisticRegression (combined=0.6144)</w:t>
+        <w:t>Selected final model — XGBoost (CV combined=0.5996; held-out auROC=0.6942)</w:t>
       </w:r>
     </w:p>
     <w:p>
       <w:r>
-        <w:t>Among 3 candidate models, LogisticRegression achieved the highest combined score, with an area under the receiver operating characteristic curve of 0.7035 and area under the precision-recall curve of 0.5253.</w:t>
+        <w:t>Among 3 candidate models, XGBoost achieved the highest cross-validated combined score (0.5996) within the training partition and was selected on that basis. Refitted on the complete training partition and evaluated once on the untouched held-out partition, it reached an area under the receiver operating characteristic curve of 0.6942 and an area under the precision-recall curve of 0.498.</w:t>
       </w:r>
     </w:p>
     <w:p>
@@ -1465,7 +1598,7 @@
           </w:tcPr>
           <w:p>
             <w:r>
-              <w:t>583.0</w:t>
+              <w:t>574.0</w:t>
             </w:r>
           </w:p>
         </w:tc>
@@ -1475,7 +1608,7 @@
           </w:tcPr>
           <w:p>
             <w:r>
-              <w:t>96.0</w:t>
+              <w:t>204.0</w:t>
             </w:r>
           </w:p>
         </w:tc>
@@ -1485,7 +1618,7 @@
           </w:tcPr>
           <w:p>
             <w:r>
-              <w:t>1113.0</w:t>
+              <w:t>1005.0</w:t>
             </w:r>
           </w:p>
         </w:tc>
@@ -1495,7 +1628,7 @@
           </w:tcPr>
           <w:p>
             <w:r>
-              <w:t>8.0</w:t>
+              <w:t>17.0</w:t>
             </w:r>
           </w:p>
         </w:tc>
@@ -1505,7 +1638,7 @@
           </w:tcPr>
           <w:p>
             <w:r>
-              <w:t>0.986</w:t>
+              <w:t>0.971</w:t>
             </w:r>
           </w:p>
         </w:tc>
@@ -1515,7 +1648,7 @@
           </w:tcPr>
           <w:p>
             <w:r>
-              <w:t>0.079</w:t>
+              <w:t>0.169</w:t>
             </w:r>
           </w:p>
         </w:tc>
@@ -1525,7 +1658,7 @@
           </w:tcPr>
           <w:p>
             <w:r>
-              <w:t>0.344</w:t>
+              <w:t>0.364</w:t>
             </w:r>
           </w:p>
         </w:tc>
@@ -1545,7 +1678,7 @@
           </w:tcPr>
           <w:p>
             <w:r>
-              <w:t>0.51</w:t>
+              <w:t>0.529</w:t>
             </w:r>
           </w:p>
         </w:tc>
@@ -1555,7 +1688,7 @@
           </w:tcPr>
           <w:p>
             <w:r>
-              <w:t>0.377</w:t>
+              <w:t>0.432</w:t>
             </w:r>
           </w:p>
         </w:tc>
@@ -1577,7 +1710,7 @@
           </w:tcPr>
           <w:p>
             <w:r>
-              <w:t>531.0</w:t>
+              <w:t>522.0</w:t>
             </w:r>
           </w:p>
         </w:tc>
@@ -1587,7 +1720,7 @@
           </w:tcPr>
           <w:p>
             <w:r>
-              <w:t>395.0</w:t>
+              <w:t>407.0</w:t>
             </w:r>
           </w:p>
         </w:tc>
@@ -1597,7 +1730,7 @@
           </w:tcPr>
           <w:p>
             <w:r>
-              <w:t>814.0</w:t>
+              <w:t>802.0</w:t>
             </w:r>
           </w:p>
         </w:tc>
@@ -1607,7 +1740,7 @@
           </w:tcPr>
           <w:p>
             <w:r>
-              <w:t>60.0</w:t>
+              <w:t>69.0</w:t>
             </w:r>
           </w:p>
         </w:tc>
@@ -1617,7 +1750,7 @@
           </w:tcPr>
           <w:p>
             <w:r>
-              <w:t>0.898</w:t>
+              <w:t>0.883</w:t>
             </w:r>
           </w:p>
         </w:tc>
@@ -1627,7 +1760,7 @@
           </w:tcPr>
           <w:p>
             <w:r>
-              <w:t>0.327</w:t>
+              <w:t>0.337</w:t>
             </w:r>
           </w:p>
         </w:tc>
@@ -1637,7 +1770,7 @@
           </w:tcPr>
           <w:p>
             <w:r>
-              <w:t>0.395</w:t>
+              <w:t>0.394</w:t>
             </w:r>
           </w:p>
         </w:tc>
@@ -1647,7 +1780,7 @@
           </w:tcPr>
           <w:p>
             <w:r>
-              <w:t>0.868</w:t>
+              <w:t>0.855</w:t>
             </w:r>
           </w:p>
         </w:tc>
@@ -1657,7 +1790,7 @@
           </w:tcPr>
           <w:p>
             <w:r>
-              <w:t>0.549</w:t>
+              <w:t>0.545</w:t>
             </w:r>
           </w:p>
         </w:tc>
@@ -1667,7 +1800,7 @@
           </w:tcPr>
           <w:p>
             <w:r>
-              <w:t>0.514</w:t>
+              <w:t>0.516</w:t>
             </w:r>
           </w:p>
         </w:tc>
@@ -1689,7 +1822,7 @@
           </w:tcPr>
           <w:p>
             <w:r>
-              <w:t>426.0</w:t>
+              <w:t>441.0</w:t>
             </w:r>
           </w:p>
         </w:tc>
@@ -1699,7 +1832,7 @@
           </w:tcPr>
           <w:p>
             <w:r>
-              <w:t>677.0</w:t>
+              <w:t>651.0</w:t>
             </w:r>
           </w:p>
         </w:tc>
@@ -1709,7 +1842,7 @@
           </w:tcPr>
           <w:p>
             <w:r>
-              <w:t>532.0</w:t>
+              <w:t>558.0</w:t>
             </w:r>
           </w:p>
         </w:tc>
@@ -1719,7 +1852,7 @@
           </w:tcPr>
           <w:p>
             <w:r>
-              <w:t>165.0</w:t>
+              <w:t>150.0</w:t>
             </w:r>
           </w:p>
         </w:tc>
@@ -1729,7 +1862,7 @@
           </w:tcPr>
           <w:p>
             <w:r>
-              <w:t>0.721</w:t>
+              <w:t>0.746</w:t>
             </w:r>
           </w:p>
         </w:tc>
@@ -1739,7 +1872,7 @@
           </w:tcPr>
           <w:p>
             <w:r>
-              <w:t>0.56</w:t>
+              <w:t>0.538</w:t>
             </w:r>
           </w:p>
         </w:tc>
@@ -1749,7 +1882,7 @@
           </w:tcPr>
           <w:p>
             <w:r>
-              <w:t>0.445</w:t>
+              <w:t>0.441</w:t>
             </w:r>
           </w:p>
         </w:tc>
@@ -1759,7 +1892,7 @@
           </w:tcPr>
           <w:p>
             <w:r>
-              <w:t>0.804</w:t>
+              <w:t>0.813</w:t>
             </w:r>
           </w:p>
         </w:tc>
@@ -1769,7 +1902,7 @@
           </w:tcPr>
           <w:p>
             <w:r>
-              <w:t>0.55</w:t>
+              <w:t>0.555</w:t>
             </w:r>
           </w:p>
         </w:tc>
@@ -1779,7 +1912,7 @@
           </w:tcPr>
           <w:p>
             <w:r>
-              <w:t>0.613</w:t>
+              <w:t>0.607</w:t>
             </w:r>
           </w:p>
         </w:tc>
@@ -1801,7 +1934,7 @@
           </w:tcPr>
           <w:p>
             <w:r>
-              <w:t>306.0</w:t>
+              <w:t>310.0</w:t>
             </w:r>
           </w:p>
         </w:tc>
@@ -1811,7 +1944,7 @@
           </w:tcPr>
           <w:p>
             <w:r>
-              <w:t>921.0</w:t>
+              <w:t>893.0</w:t>
             </w:r>
           </w:p>
         </w:tc>
@@ -1821,7 +1954,7 @@
           </w:tcPr>
           <w:p>
             <w:r>
-              <w:t>288.0</w:t>
+              <w:t>316.0</w:t>
             </w:r>
           </w:p>
         </w:tc>
@@ -1831,7 +1964,7 @@
           </w:tcPr>
           <w:p>
             <w:r>
-              <w:t>285.0</w:t>
+              <w:t>281.0</w:t>
             </w:r>
           </w:p>
         </w:tc>
@@ -1841,7 +1974,7 @@
           </w:tcPr>
           <w:p>
             <w:r>
-              <w:t>0.518</w:t>
+              <w:t>0.525</w:t>
             </w:r>
           </w:p>
         </w:tc>
@@ -1851,7 +1984,7 @@
           </w:tcPr>
           <w:p>
             <w:r>
-              <w:t>0.762</w:t>
+              <w:t>0.739</w:t>
             </w:r>
           </w:p>
         </w:tc>
@@ -1861,7 +1994,7 @@
           </w:tcPr>
           <w:p>
             <w:r>
-              <w:t>0.515</w:t>
+              <w:t>0.495</w:t>
             </w:r>
           </w:p>
         </w:tc>
@@ -1871,7 +2004,7 @@
           </w:tcPr>
           <w:p>
             <w:r>
-              <w:t>0.764</w:t>
+              <w:t>0.761</w:t>
             </w:r>
           </w:p>
         </w:tc>
@@ -1881,7 +2014,7 @@
           </w:tcPr>
           <w:p>
             <w:r>
-              <w:t>0.516</w:t>
+              <w:t>0.509</w:t>
             </w:r>
           </w:p>
         </w:tc>
@@ -1891,7 +2024,7 @@
           </w:tcPr>
           <w:p>
             <w:r>
-              <w:t>0.682</w:t>
+              <w:t>0.668</w:t>
             </w:r>
           </w:p>
         </w:tc>
@@ -1913,7 +2046,7 @@
           </w:tcPr>
           <w:p>
             <w:r>
-              <w:t>181.0</w:t>
+              <w:t>168.0</w:t>
             </w:r>
           </w:p>
         </w:tc>
@@ -1923,7 +2056,7 @@
           </w:tcPr>
           <w:p>
             <w:r>
-              <w:t>1086.0</w:t>
+              <w:t>1069.0</w:t>
             </w:r>
           </w:p>
         </w:tc>
@@ -1933,7 +2066,7 @@
           </w:tcPr>
           <w:p>
             <w:r>
-              <w:t>123.0</w:t>
+              <w:t>140.0</w:t>
             </w:r>
           </w:p>
         </w:tc>
@@ -1943,7 +2076,7 @@
           </w:tcPr>
           <w:p>
             <w:r>
-              <w:t>410.0</w:t>
+              <w:t>423.0</w:t>
             </w:r>
           </w:p>
         </w:tc>
@@ -1953,7 +2086,7 @@
           </w:tcPr>
           <w:p>
             <w:r>
-              <w:t>0.306</w:t>
+              <w:t>0.284</w:t>
             </w:r>
           </w:p>
         </w:tc>
@@ -1963,7 +2096,7 @@
           </w:tcPr>
           <w:p>
             <w:r>
-              <w:t>0.898</w:t>
+              <w:t>0.884</w:t>
             </w:r>
           </w:p>
         </w:tc>
@@ -1973,7 +2106,7 @@
           </w:tcPr>
           <w:p>
             <w:r>
-              <w:t>0.595</w:t>
+              <w:t>0.545</w:t>
             </w:r>
           </w:p>
         </w:tc>
@@ -1983,7 +2116,7 @@
           </w:tcPr>
           <w:p>
             <w:r>
-              <w:t>0.726</w:t>
+              <w:t>0.716</w:t>
             </w:r>
           </w:p>
         </w:tc>
@@ -1993,7 +2126,7 @@
           </w:tcPr>
           <w:p>
             <w:r>
-              <w:t>0.404</w:t>
+              <w:t>0.374</w:t>
             </w:r>
           </w:p>
         </w:tc>
@@ -2003,7 +2136,7 @@
           </w:tcPr>
           <w:p>
             <w:r>
-              <w:t>0.704</w:t>
+              <w:t>0.687</w:t>
             </w:r>
           </w:p>
         </w:tc>
@@ -2025,7 +2158,7 @@
           </w:tcPr>
           <w:p>
             <w:r>
-              <w:t>72.0</w:t>
+              <w:t>64.0</w:t>
             </w:r>
           </w:p>
         </w:tc>
@@ -2055,7 +2188,7 @@
           </w:tcPr>
           <w:p>
             <w:r>
-              <w:t>519.0</w:t>
+              <w:t>527.0</w:t>
             </w:r>
           </w:p>
         </w:tc>
@@ -2065,7 +2198,7 @@
           </w:tcPr>
           <w:p>
             <w:r>
-              <w:t>0.122</w:t>
+              <w:t>0.108</w:t>
             </w:r>
           </w:p>
         </w:tc>
@@ -2085,7 +2218,7 @@
           </w:tcPr>
           <w:p>
             <w:r>
-              <w:t>0.632</w:t>
+              <w:t>0.604</w:t>
             </w:r>
           </w:p>
         </w:tc>
@@ -2095,7 +2228,7 @@
           </w:tcPr>
           <w:p>
             <w:r>
-              <w:t>0.692</w:t>
+              <w:t>0.689</w:t>
             </w:r>
           </w:p>
         </w:tc>
@@ -2105,7 +2238,7 @@
           </w:tcPr>
           <w:p>
             <w:r>
-              <w:t>0.204</w:t>
+              <w:t>0.184</w:t>
             </w:r>
           </w:p>
         </w:tc>
@@ -2115,7 +2248,7 @@
           </w:tcPr>
           <w:p>
             <w:r>
-              <w:t>0.688</w:t>
+              <w:t>0.684</w:t>
             </w:r>
           </w:p>
         </w:tc>
@@ -2137,7 +2270,7 @@
           </w:tcPr>
           <w:p>
             <w:r>
-              <w:t>23.0</w:t>
+              <w:t>9.0</w:t>
             </w:r>
           </w:p>
         </w:tc>
@@ -2147,7 +2280,7 @@
           </w:tcPr>
           <w:p>
             <w:r>
-              <w:t>1203.0</w:t>
+              <w:t>1202.0</w:t>
             </w:r>
           </w:p>
         </w:tc>
@@ -2157,7 +2290,7 @@
           </w:tcPr>
           <w:p>
             <w:r>
-              <w:t>6.0</w:t>
+              <w:t>7.0</w:t>
             </w:r>
           </w:p>
         </w:tc>
@@ -2167,7 +2300,7 @@
           </w:tcPr>
           <w:p>
             <w:r>
-              <w:t>568.0</w:t>
+              <w:t>582.0</w:t>
             </w:r>
           </w:p>
         </w:tc>
@@ -2177,7 +2310,7 @@
           </w:tcPr>
           <w:p>
             <w:r>
-              <w:t>0.039</w:t>
+              <w:t>0.015</w:t>
             </w:r>
           </w:p>
         </w:tc>
@@ -2187,7 +2320,7 @@
           </w:tcPr>
           <w:p>
             <w:r>
-              <w:t>0.995</w:t>
+              <w:t>0.994</w:t>
             </w:r>
           </w:p>
         </w:tc>
@@ -2197,7 +2330,7 @@
           </w:tcPr>
           <w:p>
             <w:r>
-              <w:t>0.793</w:t>
+              <w:t>0.562</w:t>
             </w:r>
           </w:p>
         </w:tc>
@@ -2207,7 +2340,7 @@
           </w:tcPr>
           <w:p>
             <w:r>
-              <w:t>0.679</w:t>
+              <w:t>0.674</w:t>
             </w:r>
           </w:p>
         </w:tc>
@@ -2217,7 +2350,7 @@
           </w:tcPr>
           <w:p>
             <w:r>
-              <w:t>0.074</w:t>
+              <w:t>0.03</w:t>
             </w:r>
           </w:p>
         </w:tc>
@@ -2227,7 +2360,7 @@
           </w:tcPr>
           <w:p>
             <w:r>
-              <w:t>0.681</w:t>
+              <w:t>0.673</w:t>
             </w:r>
           </w:p>
         </w:tc>
@@ -2249,7 +2382,7 @@
           </w:tcPr>
           <w:p>
             <w:r>
-              <w:t>2.0</w:t>
+              <w:t>0.0</w:t>
             </w:r>
           </w:p>
         </w:tc>
@@ -2259,7 +2392,37 @@
           </w:tcPr>
           <w:p>
             <w:r>
-              <w:t>1208.0</w:t>
+              <w:t>1209.0</w:t>
+            </w:r>
+          </w:p>
+        </w:tc>
+        <w:tc>
+          <w:tcPr>
+            <w:tcW w:type="dxa" w:w="785"/>
+          </w:tcPr>
+          <w:p>
+            <w:r>
+              <w:t>0.0</w:t>
+            </w:r>
+          </w:p>
+        </w:tc>
+        <w:tc>
+          <w:tcPr>
+            <w:tcW w:type="dxa" w:w="785"/>
+          </w:tcPr>
+          <w:p>
+            <w:r>
+              <w:t>591.0</w:t>
+            </w:r>
+          </w:p>
+        </w:tc>
+        <w:tc>
+          <w:tcPr>
+            <w:tcW w:type="dxa" w:w="785"/>
+          </w:tcPr>
+          <w:p>
+            <w:r>
+              <w:t>0.0</w:t>
             </w:r>
           </w:p>
         </w:tc>
@@ -2279,37 +2442,7 @@
           </w:tcPr>
           <w:p>
             <w:r>
-              <w:t>589.0</w:t>
-            </w:r>
-          </w:p>
-        </w:tc>
-        <w:tc>
-          <w:tcPr>
-            <w:tcW w:type="dxa" w:w="785"/>
-          </w:tcPr>
-          <w:p>
-            <w:r>
-              <w:t>0.003</w:t>
-            </w:r>
-          </w:p>
-        </w:tc>
-        <w:tc>
-          <w:tcPr>
-            <w:tcW w:type="dxa" w:w="785"/>
-          </w:tcPr>
-          <w:p>
-            <w:r>
-              <w:t>0.999</w:t>
-            </w:r>
-          </w:p>
-        </w:tc>
-        <w:tc>
-          <w:tcPr>
-            <w:tcW w:type="dxa" w:w="785"/>
-          </w:tcPr>
-          <w:p>
-            <w:r>
-              <w:t>0.667</w:t>
+              <w:t>nan</w:t>
             </w:r>
           </w:p>
         </w:tc>
@@ -2329,7 +2462,7 @@
           </w:tcPr>
           <w:p>
             <w:r>
-              <w:t>0.007</w:t>
+              <w:t>0.0</w:t>
             </w:r>
           </w:p>
         </w:tc>
@@ -2371,7 +2504,7 @@
           </w:tcPr>
           <w:p>
             <w:r>
-              <w:t>1208.0</w:t>
+              <w:t>1209.0</w:t>
             </w:r>
           </w:p>
         </w:tc>
@@ -2381,7 +2514,7 @@
           </w:tcPr>
           <w:p>
             <w:r>
-              <w:t>1.0</w:t>
+              <w:t>0.0</w:t>
             </w:r>
           </w:p>
         </w:tc>
@@ -2411,7 +2544,27 @@
           </w:tcPr>
           <w:p>
             <w:r>
-              <w:t>0.999</w:t>
+              <w:t>1.0</w:t>
+            </w:r>
+          </w:p>
+        </w:tc>
+        <w:tc>
+          <w:tcPr>
+            <w:tcW w:type="dxa" w:w="785"/>
+          </w:tcPr>
+          <w:p>
+            <w:r>
+              <w:t>nan</w:t>
+            </w:r>
+          </w:p>
+        </w:tc>
+        <w:tc>
+          <w:tcPr>
+            <w:tcW w:type="dxa" w:w="785"/>
+          </w:tcPr>
+          <w:p>
+            <w:r>
+              <w:t>0.672</w:t>
             </w:r>
           </w:p>
         </w:tc>
@@ -2431,27 +2584,7 @@
           </w:tcPr>
           <w:p>
             <w:r>
-              <w:t>0.671</w:t>
-            </w:r>
-          </w:p>
-        </w:tc>
-        <w:tc>
-          <w:tcPr>
-            <w:tcW w:type="dxa" w:w="785"/>
-          </w:tcPr>
-          <w:p>
-            <w:r>
-              <w:t>0.0</w:t>
-            </w:r>
-          </w:p>
-        </w:tc>
-        <w:tc>
-          <w:tcPr>
-            <w:tcW w:type="dxa" w:w="785"/>
-          </w:tcPr>
-          <w:p>
-            <w:r>
-              <w:t>0.671</w:t>
+              <w:t>0.672</w:t>
             </w:r>
           </w:p>
         </w:tc>
@@ -2513,7 +2646,7 @@
       <w:r>
         <w:drawing>
           <wp:inline xmlns:a="http://schemas.openxmlformats.org/drawingml/2006/main" xmlns:pic="http://schemas.openxmlformats.org/drawingml/2006/picture">
-            <wp:extent cx="5486400" cy="3489122"/>
+            <wp:extent cx="5486400" cy="3618149"/>
             <wp:docPr id="3" name="Picture 3"/>
             <wp:cNvGraphicFramePr>
               <a:graphicFrameLocks noChangeAspect="1"/>
@@ -2534,7 +2667,7 @@
                   <pic:spPr>
                     <a:xfrm>
                       <a:off x="0" y="0"/>
-                      <a:ext cx="5486400" cy="3489122"/>
+                      <a:ext cx="5486400" cy="3618149"/>
                     </a:xfrm>
                     <a:prstGeom prst="rect"/>
                   </pic:spPr>
@@ -2557,7 +2690,7 @@
       <w:r>
         <w:drawing>
           <wp:inline xmlns:a="http://schemas.openxmlformats.org/drawingml/2006/main" xmlns:pic="http://schemas.openxmlformats.org/drawingml/2006/picture">
-            <wp:extent cx="6400800" cy="2750574"/>
+            <wp:extent cx="6400800" cy="2754775"/>
             <wp:docPr id="4" name="Picture 4"/>
             <wp:cNvGraphicFramePr>
               <a:graphicFrameLocks noChangeAspect="1"/>
@@ -2578,7 +2711,7 @@
                   <pic:spPr>
                     <a:xfrm>
                       <a:off x="0" y="0"/>
-                      <a:ext cx="6400800" cy="2750574"/>
+                      <a:ext cx="6400800" cy="2754775"/>
                     </a:xfrm>
                     <a:prstGeom prst="rect"/>
                   </pic:spPr>
